--- a/docs/VIntelligence_vs_Traditional_UEBA_architecture.docx
+++ b/docs/VIntelligence_vs_Traditional_UEBA_architecture.docx
@@ -268,7 +268,7 @@
         <w:rPr>
           <w:sz w:val="21"/>
         </w:rPr>
-        <w:t>The digital-entity multi-phase composite ranks all 4 of 4 campaigns in the top tier of 250 entities — a false-positive rate of 8.1% (20 of 246 normal users at the recall-at-100% operating point).</w:t>
+        <w:t>The digital-entity multi-phase composite ranks all 4 of 4 campaigns in the top tier of 250 entities — a false-positive rate of 10.6% (26 of 246 normal users at the recall-at-100% operating point).</w:t>
       </w:r>
     </w:p>
     <w:p>
@@ -285,7 +285,7 @@
           <w:color w:val="0D1B2A"/>
           <w:sz w:val="21"/>
         </w:rPr>
-        <w:t>Why this matters: the two China-state campaigns modeled here are real-world nightmares — Volt Typhoon dwelled in U.S. critical infrastructure UNDETECTED for at least five years (CISA AA24-038A), and Salt Typhoon compromised U.S. telecommunications infrastructure (U.S. Government joint reporting, 2024–2025). V-Intelligence surfaces BOTH — indeed all four embedded campaigns — at the 8.1% operating point, where every traditional, magnitude-based detector ranks them among ordinary users. Catching threats that stayed invisible for years is the capability gap this approach closes.</w:t>
+        <w:t>Why this matters: the two China-state campaigns modeled here are real-world nightmares — Volt Typhoon dwelled in U.S. critical infrastructure UNDETECTED for at least five years (CISA AA24-038A), and Salt Typhoon compromised U.S. telecommunications infrastructure (U.S. Government joint reporting, 2024–2025). V-Intelligence surfaces BOTH — indeed all four embedded campaigns — at the 10.6% operating point, where every traditional, magnitude-based detector ranks them among ordinary users. Catching threats that stayed invisible for years is the capability gap this approach closes.</w:t>
       </w:r>
     </w:p>
     <w:p>
@@ -1462,7 +1462,7 @@
               <w:rPr>
                 <w:sz w:val="18"/>
               </w:rPr>
-              <w:t>8.1%</w:t>
+              <w:t>10.6%</w:t>
             </w:r>
           </w:p>
         </w:tc>
@@ -3619,7 +3619,7 @@
               <w:rPr>
                 <w:sz w:val="18"/>
               </w:rPr>
-              <w:t>4 of 4 (8.1% FP)</w:t>
+              <w:t>4 of 4 (10.6% FP)</w:t>
             </w:r>
           </w:p>
         </w:tc>
@@ -3813,7 +3813,7 @@
               <w:rPr>
                 <w:sz w:val="18"/>
               </w:rPr>
-              <w:t>51.3</w:t>
+              <w:t>51.7</w:t>
             </w:r>
           </w:p>
         </w:tc>
@@ -3952,7 +3952,7 @@
               <w:rPr>
                 <w:sz w:val="18"/>
               </w:rPr>
-              <w:t>19.4</w:t>
+              <w:t>20.0</w:t>
             </w:r>
           </w:p>
         </w:tc>
@@ -4009,7 +4009,7 @@
               <w:rPr>
                 <w:sz w:val="18"/>
               </w:rPr>
-              <w:t>#24 of 250</w:t>
+              <w:t>#30 of 250</w:t>
             </w:r>
           </w:p>
         </w:tc>
@@ -4023,7 +4023,7 @@
               <w:rPr>
                 <w:sz w:val="18"/>
               </w:rPr>
-              <w:t>13.7</w:t>
+              <w:t>12.9</w:t>
             </w:r>
           </w:p>
         </w:tc>
@@ -4058,7 +4058,7 @@
           <w:color w:val="0D1B2A"/>
           <w:sz w:val="21"/>
         </w:rPr>
-        <w:t>All 4 campaigns surface in the top tier at a false-positive rate of 8.1% (20 of 246 normal users at the recall-at-100% operating point) WITH actionable directional intelligence — which zone changed, toward what threat pattern, mapped to MITRE ATT&amp;CK. Traditional methods miss most of these campaigns, and even when they flag one they provide none of this directional context.</w:t>
+        <w:t>All 4 campaigns surface in the top tier at a false-positive rate of 10.6% (26 of 246 normal users at the recall-at-100% operating point) WITH actionable directional intelligence — which zone changed, toward what threat pattern, mapped to MITRE ATT&amp;CK. Traditional methods miss most of these campaigns, and even when they flag one they provide none of this directional context.</w:t>
       </w:r>
     </w:p>
     <w:p>
@@ -4365,7 +4365,7 @@
           <w:color w:val="444444"/>
           <w:sz w:val="18"/>
         </w:rPr>
-        <w:t>Figure 4 — Composite-score distribution. Three campaigns (USR-118, USR-156, USR-234) sit above the bulk of normal users; the hardest, the Volt Typhoon LOTL campaign (USR-042 at 13.7), sits within the upper normal tail — which is why recalling all four admits ~20 normal users (the 8.1% operating point).</w:t>
+        <w:t>Figure 4 — Composite-score distribution. Three campaigns (USR-118, USR-156, USR-234) sit above the bulk of normal users; the hardest, the Volt Typhoon LOTL campaign (USR-042 at 12.9), sits within the upper normal tail — which is why recalling all four admits ~26 normal users (the 10.6% operating point).</w:t>
       </w:r>
     </w:p>
     <w:p>
@@ -4588,7 +4588,7 @@
               <w:rPr>
                 <w:sz w:val="18"/>
               </w:rPr>
-              <w:t>0.840</w:t>
+              <w:t>0.838</w:t>
             </w:r>
           </w:p>
         </w:tc>
@@ -4644,7 +4644,7 @@
               <w:rPr>
                 <w:sz w:val="18"/>
               </w:rPr>
-              <w:t>0.858</w:t>
+              <w:t>0.894</w:t>
             </w:r>
           </w:p>
         </w:tc>
@@ -4700,7 +4700,7 @@
               <w:rPr>
                 <w:sz w:val="18"/>
               </w:rPr>
-              <w:t>0.893</w:t>
+              <w:t>0.891</w:t>
             </w:r>
           </w:p>
         </w:tc>
@@ -4756,7 +4756,7 @@
               <w:rPr>
                 <w:sz w:val="18"/>
               </w:rPr>
-              <w:t>0.935</w:t>
+              <w:t>0.938</w:t>
             </w:r>
           </w:p>
         </w:tc>
@@ -4868,7 +4868,7 @@
               <w:rPr>
                 <w:sz w:val="18"/>
               </w:rPr>
-              <w:t>0.976</w:t>
+              <w:t>0.970</w:t>
             </w:r>
           </w:p>
         </w:tc>
@@ -4967,7 +4967,7 @@
           <w:color w:val="000000"/>
           <w:sz w:val="21"/>
         </w:rPr>
-        <w:t>Every individual phase is a partial discriminator (AUC roughly 0.73–0.94); the fused composite reaches AUC ~0.98 and the best precision — the quantitative form of the radar in Figure 5. With only four positives these figures are indicative, not powered (Section 10); for context, on the separate 50-user comparison run the best traditional discriminator (temporal Z-Score) reached AUC ≈ 0.81 and the simple Z-Score ≈ 0.55 — well short of the fused composite, though measured on a different, smaller run.</w:t>
+        <w:t>Every individual phase is a partial discriminator (AUC roughly 0.73–0.94); the fused composite reaches AUC ~0.98 and the best precision — the quantitative form of the radar in Figure 5. With only four positives these figures are indicative, not powered (Section 10).</w:t>
       </w:r>
     </w:p>
     <w:p>
@@ -5680,7 +5680,7 @@
         <w:rPr>
           <w:sz w:val="21"/>
         </w:rPr>
-        <w:t>the 8.1% figure is measured at the alert threshold that catches all four campaigns. On a larger dataset we will publish the full detection-vs-false-alarm curve so each operator can set the threshold to their own alert budget.</w:t>
+        <w:t>the 10.6% figure is measured at the alert threshold that catches all four campaigns. On a larger dataset we will publish the full detection-vs-false-alarm curve so each operator can set the threshold to their own alert budget.</w:t>
       </w:r>
     </w:p>
     <w:p>
@@ -5767,7 +5767,7 @@
           <w:color w:val="000000"/>
           <w:sz w:val="21"/>
         </w:rPr>
-        <w:t>Three generations on one dataset make the case plainly. Traditional detection largely MISSES these stealthy campaigns — LOF 0 of 4 at 4.5% FP, Z-Score 1 of 4 at 9.8% FP, Isolation Forest 0 of 4 at 5.3% FP, OCSVM 0 of 4 at 14.6% FP — and even when one fires, every alert says only 'anomalous' with no indication of which behavioral zone changed or toward what threat pattern. The analyst still faces the same manual triage. An intermediate embedding-drift approach begins to recover direction; and the V-Intelligence UEBA digital twin — zones, trajectory, relationships, peer cohorts, and multi-phase composite scoring — finds all four embedded campaigns at 8.1% FP WITH actionable directional intelligence: zone localization, drift direction, and MITRE ATT&amp;CK concept alignment that traditional methods cannot provide.</w:t>
+        <w:t>Three generations on one dataset make the case plainly. Traditional detection largely MISSES these stealthy campaigns — LOF 0 of 4 at 4.5% FP, Z-Score 1 of 4 at 9.8% FP, Isolation Forest 0 of 4 at 5.3% FP, OCSVM 0 of 4 at 14.6% FP — and even when one fires, every alert says only 'anomalous' with no indication of which behavioral zone changed or toward what threat pattern. The analyst still faces the same manual triage. An intermediate embedding-drift approach begins to recover direction; and the V-Intelligence UEBA digital twin — zones, trajectory, relationships, peer cohorts, and multi-phase composite scoring — finds all four embedded campaigns at 10.6% FP WITH actionable directional intelligence: zone localization, drift direction, and MITRE ATT&amp;CK concept alignment that traditional methods cannot provide.</w:t>
       </w:r>
     </w:p>
     <w:p>
